--- a/docs/documentos-funcionales/12-precios-por-zona.docx
+++ b/docs/documentos-funcionales/12-precios-por-zona.docx
@@ -14,7 +14,7 @@
           <w:sz w:val="18"/>
           <w:szCs w:val="18"/>
         </w:rPr>
-        <w:t xml:space="preserve">BBVA MI CASA — PROTOTIPO FUNCIONAL</w:t>
+        <w:t xml:space="preserve">BBVA MI CASA — REQUERIMIENTOS FUNCIONALES</w:t>
       </w:r>
     </w:p>
     <w:p>
@@ -43,26 +43,7 @@
           <w:sz w:val="20"/>
           <w:szCs w:val="20"/>
         </w:rPr>
-        <w:t xml:space="preserve">Documento funcional  ·  15 de septiembre de 2026</w:t>
-      </w:r>
-    </w:p>
-    <w:p>
-      <w:pPr>
-        <w:pBdr>
-          <w:left w:val="single" w:color="004481" w:sz="18" w:space="8"/>
-        </w:pBdr>
-        <w:spacing w:after="60"/>
-        <w:ind w:left="200"/>
-      </w:pPr>
-      <w:r>
-        <w:rPr>
-          <w:i/>
-          <w:iCs/>
-          <w:color w:val="5B6B7A"/>
-          <w:sz w:val="20"/>
-          <w:szCs w:val="20"/>
-        </w:rPr>
-        <w:t xml:space="preserve">Nota de alcance: este documento describe el funcionamiento de una MAQUETA / PROTOTIPO FUNCIONAL de BBVA Mi Casa (una interfaz navegable con datos y reglas de ejemplo, sin backend ni integraciones reales), no la documentación de un proyecto en producción. Donde algo hoy está simulado, mockeado o pendiente de definición, se aclara explícitamente en las secciones de Integraciones, Seguridad y Pendientes.</w:t>
+        <w:t xml:space="preserve">Requerimiento funcional  ·  15 de septiembre de 2026</w:t>
       </w:r>
     </w:p>
     <w:p>
@@ -87,7 +68,7 @@
         <w:spacing w:after="140"/>
       </w:pPr>
       <w:r>
-        <w:t xml:space="preserve">Dar contexto de mercado (precio por m² por zona, evolución referencial, comparación por segmento) para ayudar a decidir dónde buscar.</w:t>
+        <w:t xml:space="preserve">Dar contexto de mercado (precio por m² por zona, evolución, comparación por segmento) para ayudar a decidir dónde buscar.</w:t>
       </w:r>
     </w:p>
     <w:p>
@@ -118,7 +99,7 @@
           <w:bCs/>
           <w:color w:val="0B1F3A"/>
         </w:rPr>
-        <w:t xml:space="preserve">Incluye en este prototipo</w:t>
+        <w:t xml:space="preserve">Incluye</w:t>
       </w:r>
     </w:p>
     <w:p>
@@ -144,7 +125,7 @@
         <w:spacing w:after="90"/>
       </w:pPr>
       <w:r>
-        <w:t xml:space="preserve">Ficha de zona: precio por m² (mediana), gráfico de evolución referencial, datos de mercado y comparador por segmento (tipo de propiedad / ambientes).</w:t>
+        <w:t xml:space="preserve">Ficha de zona: precio por m² (mediana), gráfico de evolución, datos de mercado y comparador por segmento (tipo de propiedad / ambientes).</w:t>
       </w:r>
     </w:p>
     <w:p>
@@ -171,33 +152,20 @@
           <w:bCs/>
           <w:color w:val="0B1F3A"/>
         </w:rPr>
-        <w:t xml:space="preserve">No incluye</w:t>
-      </w:r>
-    </w:p>
-    <w:p>
-      <w:pPr>
-        <w:pStyle w:val="ListParagraph"/>
-        <w:numPr>
-          <w:ilvl w:val="0"/>
-          <w:numId w:val="2"/>
-        </w:numPr>
-        <w:spacing w:after="90"/>
-      </w:pPr>
-      <w:r>
-        <w:t xml:space="preserve">Datos reales de mercado: todos los valores son de ejemplo y están explícitamente etiquetados como "referencial" en la interfaz.</w:t>
-      </w:r>
-    </w:p>
-    <w:p>
-      <w:pPr>
-        <w:pStyle w:val="ListParagraph"/>
-        <w:numPr>
-          <w:ilvl w:val="0"/>
-          <w:numId w:val="2"/>
-        </w:numPr>
-        <w:spacing w:after="90"/>
-      </w:pPr>
-      <w:r>
-        <w:t xml:space="preserve">Actualización periódica de precios.</w:t>
+        <w:t xml:space="preserve">Fuera de alcance</w:t>
+      </w:r>
+    </w:p>
+    <w:p>
+      <w:pPr>
+        <w:pStyle w:val="ListParagraph"/>
+        <w:numPr>
+          <w:ilvl w:val="0"/>
+          <w:numId w:val="2"/>
+        </w:numPr>
+        <w:spacing w:after="90"/>
+      </w:pPr>
+      <w:r>
+        <w:t xml:space="preserve">Predicción de precios futuros (queda fuera del alcance de este módulo).</w:t>
       </w:r>
     </w:p>
     <w:p>
@@ -326,7 +294,7 @@
         <w:spacing w:after="90"/>
       </w:pPr>
       <w:r>
-        <w:t xml:space="preserve">Ninguna regla de negocio real: los valores mostrados son estáticos y están marcados como "referencial" para no confundirse con datos de mercado reales.</w:t>
+        <w:t xml:space="preserve">El precio de referencia mostrado es la mediana de precio por m² del segmento seleccionado dentro de la zona.</w:t>
       </w:r>
     </w:p>
     <w:p>
@@ -343,33 +311,33 @@
           <w:bCs/>
           <w:color w:val="004481"/>
         </w:rPr>
-        <w:t xml:space="preserve">6. Datos que maneja — equipo de Data</w:t>
-      </w:r>
-    </w:p>
-    <w:p>
-      <w:pPr>
-        <w:pStyle w:val="ListParagraph"/>
-        <w:numPr>
-          <w:ilvl w:val="0"/>
-          <w:numId w:val="2"/>
-        </w:numPr>
-        <w:spacing w:after="90"/>
-      </w:pPr>
-      <w:r>
-        <w:t xml:space="preserve">Precios y estadísticas de ejemplo por zona (hardcodeados).</w:t>
-      </w:r>
-    </w:p>
-    <w:p>
-      <w:pPr>
-        <w:pStyle w:val="ListParagraph"/>
-        <w:numPr>
-          <w:ilvl w:val="0"/>
-          <w:numId w:val="2"/>
-        </w:numPr>
-        <w:spacing w:after="90"/>
-      </w:pPr>
-      <w:r>
-        <w:t xml:space="preserve">Polígonos geográficos de zonas, simplificados a partir de datos de OpenStreetMap específicamente para este prototipo.</w:t>
+        <w:t xml:space="preserve">6. Requerimientos de datos — equipo de Data</w:t>
+      </w:r>
+    </w:p>
+    <w:p>
+      <w:pPr>
+        <w:pStyle w:val="ListParagraph"/>
+        <w:numPr>
+          <w:ilvl w:val="0"/>
+          <w:numId w:val="2"/>
+        </w:numPr>
+        <w:spacing w:after="90"/>
+      </w:pPr>
+      <w:r>
+        <w:t xml:space="preserve">Precios y estadísticas de mercado por zona deben provenir de una fuente mantenida y actualizada — agregando datos propios de publicaciones/transacciones, o un proveedor externo de datos inmobiliarios.</w:t>
+      </w:r>
+    </w:p>
+    <w:p>
+      <w:pPr>
+        <w:pStyle w:val="ListParagraph"/>
+        <w:numPr>
+          <w:ilvl w:val="0"/>
+          <w:numId w:val="2"/>
+        </w:numPr>
+        <w:spacing w:after="90"/>
+      </w:pPr>
+      <w:r>
+        <w:t xml:space="preserve">Polígonos geográficos de zonas.</w:t>
       </w:r>
     </w:p>
     <w:p>
@@ -386,20 +354,20 @@
           <w:bCs/>
           <w:color w:val="004481"/>
         </w:rPr>
-        <w:t xml:space="preserve">7. Integraciones y dependencias — equipo de Infraestructura</w:t>
-      </w:r>
-    </w:p>
-    <w:p>
-      <w:pPr>
-        <w:pStyle w:val="ListParagraph"/>
-        <w:numPr>
-          <w:ilvl w:val="0"/>
-          <w:numId w:val="2"/>
-        </w:numPr>
-        <w:spacing w:after="90"/>
-      </w:pPr>
-      <w:r>
-        <w:t xml:space="preserve">Ninguna: sin conexión a ningún proveedor real de datos de mercado inmobiliario (AVMs, tasadoras, etc.).</w:t>
+        <w:t xml:space="preserve">7. Integraciones e infraestructura — equipo de Infraestructura</w:t>
+      </w:r>
+    </w:p>
+    <w:p>
+      <w:pPr>
+        <w:pStyle w:val="ListParagraph"/>
+        <w:numPr>
+          <w:ilvl w:val="0"/>
+          <w:numId w:val="2"/>
+        </w:numPr>
+        <w:spacing w:after="90"/>
+      </w:pPr>
+      <w:r>
+        <w:t xml:space="preserve">Proveedor de datos de mercado inmobiliario (AVM, tasadoras, o agregación propia de precios publicados), con una cadencia de actualización definida.</w:t>
       </w:r>
     </w:p>
     <w:p>
@@ -416,7 +384,7 @@
           <w:bCs/>
           <w:color w:val="004481"/>
         </w:rPr>
-        <w:t xml:space="preserve">8. Consideraciones de seguridad — equipo de Seguridad</w:t>
+        <w:t xml:space="preserve">8. Requerimientos de seguridad — equipo de Seguridad</w:t>
       </w:r>
     </w:p>
     <w:p>
@@ -446,50 +414,20 @@
           <w:bCs/>
           <w:color w:val="004481"/>
         </w:rPr>
-        <w:t xml:space="preserve">9. Limitaciones conocidas del prototipo</w:t>
-      </w:r>
-    </w:p>
-    <w:p>
-      <w:pPr>
-        <w:pStyle w:val="ListParagraph"/>
-        <w:numPr>
-          <w:ilvl w:val="0"/>
-          <w:numId w:val="2"/>
-        </w:numPr>
-        <w:spacing w:after="90"/>
-      </w:pPr>
-      <w:r>
-        <w:t xml:space="preserve">Los precios y la "evolución" mostrados son inventados para la demo y no reflejan el mercado real — esto debe quedar claro antes de cualquier uso más allá del prototipo.</w:t>
-      </w:r>
-    </w:p>
-    <w:p>
-      <w:pPr>
-        <w:pStyle w:val="Heading2"/>
-        <w:pBdr>
-          <w:bottom w:val="single" w:color="D9DEE4" w:sz="4" w:space="4"/>
-        </w:pBdr>
-        <w:spacing w:after="120" w:before="300"/>
-      </w:pPr>
-      <w:r>
-        <w:rPr>
-          <w:b/>
-          <w:bCs/>
-          <w:color w:val="004481"/>
-        </w:rPr>
-        <w:t xml:space="preserve">10. Pendientes / decisiones abiertas</w:t>
-      </w:r>
-    </w:p>
-    <w:p>
-      <w:pPr>
-        <w:pStyle w:val="ListParagraph"/>
-        <w:numPr>
-          <w:ilvl w:val="0"/>
-          <w:numId w:val="2"/>
-        </w:numPr>
-        <w:spacing w:after="90"/>
-      </w:pPr>
-      <w:r>
-        <w:t xml:space="preserve">Definir junto con el equipo de Data un proveedor real de datos de mercado antes de dar por buena esta sección para producción.</w:t>
+        <w:t xml:space="preserve">9. Pendientes / decisiones abiertas</w:t>
+      </w:r>
+    </w:p>
+    <w:p>
+      <w:pPr>
+        <w:pStyle w:val="ListParagraph"/>
+        <w:numPr>
+          <w:ilvl w:val="0"/>
+          <w:numId w:val="2"/>
+        </w:numPr>
+        <w:spacing w:after="90"/>
+      </w:pPr>
+      <w:r>
+        <w:t xml:space="preserve">Definir junto con el equipo de Data la fuente y la cadencia de actualización de los datos de mercado.</w:t>
       </w:r>
     </w:p>
     <w:sectPr>
